--- a/src/db/seed-data/docs/module16-template.docx
+++ b/src/db/seed-data/docs/module16-template.docx
@@ -150,7 +150,7 @@
           <w:color w:val="6B7280"/>
           <w:sz w:val="20"/>
         </w:rPr>
-        <w:t xml:space="preserve">Thay các phần [trong ngoặc vuông] bằng thông tin của bạn.</w:t>
+        <w:t xml:space="preserve">Thay các phần [trong ngoặc vuông] bằng thông tin của bạn. Khi dán vào công cụ AI nên dùng bản tiếng Anh (EN); bản dịch tiếng Việt giúp hiểu nội dung.</w:t>
       </w:r>
     </w:p>
     <w:p>
@@ -474,6 +474,19 @@
     </w:p>
     <w:p>
       <w:pPr>
+        <w:spacing w:before="0" w:after="40"/>
+      </w:pPr>
+      <w:r>
+        <w:rPr>
+          <w:b/>
+          <w:color w:val="6B7280"/>
+          <w:sz w:val="18"/>
+        </w:rPr>
+        <w:t xml:space="preserve">EN – Prompt gốc</w:t>
+      </w:r>
+    </w:p>
+    <w:p>
+      <w:pPr>
         <w:spacing w:before="0" w:after="0"/>
         <w:shd w:val="clear" w:color="auto" w:fill="F3F4F6"/>
         <w:ind w:left="200" w:right="200"/>
@@ -554,6 +567,97 @@
           <w:sz w:val="21"/>
         </w:rPr>
         <w:t xml:space="preserve">Negative: no text, no watermark, no distorted faces, no extra limbs.</w:t>
+      </w:r>
+    </w:p>
+    <w:p>
+      <w:pPr>
+        <w:spacing w:before="120" w:after="40"/>
+      </w:pPr>
+      <w:r>
+        <w:rPr>
+          <w:b/>
+          <w:color w:val="047857"/>
+          <w:sz w:val="18"/>
+        </w:rPr>
+        <w:t xml:space="preserve">VI – Bản dịch tiếng Việt</w:t>
+      </w:r>
+    </w:p>
+    <w:p>
+      <w:pPr>
+        <w:spacing w:before="0" w:after="0"/>
+        <w:shd w:val="clear" w:color="auto" w:fill="ECFDF5"/>
+        <w:ind w:left="200" w:right="200"/>
+      </w:pPr>
+      <w:r>
+        <w:rPr>
+          <w:sz w:val="21"/>
+        </w:rPr>
+        <w:t xml:space="preserve">[Cỡ cảnh + góc máy] của [chủ thể + mô tả chi tiết] [hành động chính] trong [bối cảnh + thời gian + thời tiết].</w:t>
+      </w:r>
+    </w:p>
+    <w:p>
+      <w:pPr>
+        <w:spacing w:before="0" w:after="0"/>
+        <w:shd w:val="clear" w:color="auto" w:fill="ECFDF5"/>
+        <w:ind w:left="200" w:right="200"/>
+      </w:pPr>
+      <w:r>
+        <w:rPr>
+          <w:sz w:val="21"/>
+        </w:rPr>
+        <w:t xml:space="preserve">Máy quay: [chuyển động camera], [ống kính], [độ sâu trường ảnh].</w:t>
+      </w:r>
+    </w:p>
+    <w:p>
+      <w:pPr>
+        <w:spacing w:before="0" w:after="0"/>
+        <w:shd w:val="clear" w:color="auto" w:fill="ECFDF5"/>
+        <w:ind w:left="200" w:right="200"/>
+      </w:pPr>
+      <w:r>
+        <w:rPr>
+          <w:sz w:val="21"/>
+        </w:rPr>
+        <w:t xml:space="preserve">Ánh sáng: [ánh sáng].</w:t>
+      </w:r>
+    </w:p>
+    <w:p>
+      <w:pPr>
+        <w:spacing w:before="0" w:after="0"/>
+        <w:shd w:val="clear" w:color="auto" w:fill="ECFDF5"/>
+        <w:ind w:left="200" w:right="200"/>
+      </w:pPr>
+      <w:r>
+        <w:rPr>
+          <w:sz w:val="21"/>
+        </w:rPr>
+        <w:t xml:space="preserve">Phong cách: [phong cách], [tông màu].</w:t>
+      </w:r>
+    </w:p>
+    <w:p>
+      <w:pPr>
+        <w:spacing w:before="0" w:after="0"/>
+        <w:shd w:val="clear" w:color="auto" w:fill="ECFDF5"/>
+        <w:ind w:left="200" w:right="200"/>
+      </w:pPr>
+      <w:r>
+        <w:rPr>
+          <w:sz w:val="21"/>
+        </w:rPr>
+        <w:t xml:space="preserve">Âm thanh: [lời thoại "…" / âm thanh nền / nhạc].</w:t>
+      </w:r>
+    </w:p>
+    <w:p>
+      <w:pPr>
+        <w:spacing w:before="0" w:after="0"/>
+        <w:shd w:val="clear" w:color="auto" w:fill="ECFDF5"/>
+        <w:ind w:left="200" w:right="200"/>
+      </w:pPr>
+      <w:r>
+        <w:rPr>
+          <w:sz w:val="21"/>
+        </w:rPr>
+        <w:t xml:space="preserve">Tránh: không chữ, không watermark, không mặt biến dạng, không thừa chân tay.</w:t>
       </w:r>
     </w:p>
     <w:p>
